--- a/Устав/_документы/Приказ ВП об изменениях в Приложения А и Б Приказа № 1.docx
+++ b/Устав/_документы/Приказ ВП об изменениях в Приложения А и Б Приказа № 1.docx
@@ -443,7 +443,6 @@
           <w:rFonts w:ascii="Arial" w:hAnsi="Arial" w:cs="Arial"/>
           <w:sz w:val="24"/>
         </w:rPr>
-        <w:lastRenderedPageBreak/>
         <w:t>«Приложение А. Под классом должности понимается базовая заработная плата членов Управляющего совета до вычета всех налогов и других обязательных вычетов.</w:t>
       </w:r>
     </w:p>
@@ -676,6 +675,7 @@
               <w:rPr>
                 <w:rFonts w:ascii="Arial" w:hAnsi="Arial" w:cs="Arial"/>
               </w:rPr>
+              <w:lastRenderedPageBreak/>
               <w:t>3.</w:t>
             </w:r>
           </w:p>

--- a/Устав/_документы/Приказ ВП об изменениях в Приложения А и Б Приказа № 1.docx
+++ b/Устав/_документы/Приказ ВП об изменениях в Приложения А и Б Приказа № 1.docx
@@ -571,7 +571,7 @@
               <w:rPr>
                 <w:rFonts w:ascii="Arial" w:hAnsi="Arial" w:cs="Arial"/>
               </w:rPr>
-              <w:t>Главный исполнительный директор, Руководитель Проектного офиса</w:t>
+              <w:t>Главный исполнительный директор</w:t>
             </w:r>
           </w:p>
         </w:tc>
@@ -633,7 +633,7 @@
               <w:rPr>
                 <w:rFonts w:ascii="Arial" w:hAnsi="Arial" w:cs="Arial"/>
               </w:rPr>
-              <w:t>Заместитель Главного исполнительного директора по правовым вопросам</w:t>
+              <w:t>Заместитель Главного исполнительного директора по стратегии и проектам</w:t>
             </w:r>
           </w:p>
         </w:tc>
@@ -675,7 +675,6 @@
               <w:rPr>
                 <w:rFonts w:ascii="Arial" w:hAnsi="Arial" w:cs="Arial"/>
               </w:rPr>
-              <w:lastRenderedPageBreak/>
               <w:t>3.</w:t>
             </w:r>
           </w:p>
@@ -735,6 +734,7 @@
           <w:rFonts w:ascii="Arial" w:hAnsi="Arial" w:cs="Arial"/>
           <w:sz w:val="24"/>
         </w:rPr>
+        <w:lastRenderedPageBreak/>
         <w:t>»</w:t>
       </w:r>
     </w:p>
@@ -907,12 +907,6 @@
                 <w:rFonts w:ascii="Arial" w:hAnsi="Arial" w:cs="Arial"/>
               </w:rPr>
             </w:pPr>
-            <w:r>
-              <w:rPr>
-                <w:rFonts w:ascii="Arial" w:hAnsi="Arial" w:cs="Arial"/>
-              </w:rPr>
-              <w:t>1.</w:t>
-            </w:r>
           </w:p>
         </w:tc>
         <w:tc>
@@ -925,8 +919,16 @@
               <w:spacing w:after="0"/>
               <w:rPr>
                 <w:rFonts w:ascii="Arial" w:hAnsi="Arial" w:cs="Arial"/>
-              </w:rPr>
-            </w:pPr>
+                <w:b/>
+              </w:rPr>
+            </w:pPr>
+            <w:r>
+              <w:rPr>
+                <w:rFonts w:ascii="Arial" w:hAnsi="Arial" w:cs="Arial"/>
+                <w:b/>
+              </w:rPr>
+              <w:t>Проектный офис «Таза Қазақстан»</w:t>
+            </w:r>
           </w:p>
         </w:tc>
         <w:tc>
@@ -961,7 +963,7 @@
               <w:rPr>
                 <w:rFonts w:ascii="Arial" w:hAnsi="Arial" w:cs="Arial"/>
               </w:rPr>
-              <w:t>2.</w:t>
+              <w:t>1.</w:t>
             </w:r>
           </w:p>
         </w:tc>
@@ -977,6 +979,12 @@
                 <w:rFonts w:ascii="Arial" w:hAnsi="Arial" w:cs="Arial"/>
               </w:rPr>
             </w:pPr>
+            <w:r>
+              <w:rPr>
+                <w:rFonts w:ascii="Arial" w:hAnsi="Arial" w:cs="Arial"/>
+              </w:rPr>
+              <w:t>Национальный координатор Проектного офиса «Таза Қазақстан»</w:t>
+            </w:r>
           </w:p>
         </w:tc>
         <w:tc>
@@ -991,6 +999,12 @@
                 <w:rFonts w:ascii="Arial" w:hAnsi="Arial" w:cs="Arial"/>
               </w:rPr>
             </w:pPr>
+            <w:r>
+              <w:rPr>
+                <w:rFonts w:ascii="Arial" w:hAnsi="Arial" w:cs="Arial"/>
+              </w:rPr>
+              <w:t>1 400 000,00 KZT</w:t>
+            </w:r>
           </w:p>
         </w:tc>
       </w:tr>
@@ -1007,12 +1021,6 @@
                 <w:rFonts w:ascii="Arial" w:hAnsi="Arial" w:cs="Arial"/>
               </w:rPr>
             </w:pPr>
-            <w:r>
-              <w:rPr>
-                <w:rFonts w:ascii="Arial" w:hAnsi="Arial" w:cs="Arial"/>
-              </w:rPr>
-              <w:t>3.</w:t>
-            </w:r>
           </w:p>
         </w:tc>
         <w:tc>
@@ -1025,8 +1033,16 @@
               <w:spacing w:after="0"/>
               <w:rPr>
                 <w:rFonts w:ascii="Arial" w:hAnsi="Arial" w:cs="Arial"/>
-              </w:rPr>
-            </w:pPr>
+                <w:b/>
+              </w:rPr>
+            </w:pPr>
+            <w:r>
+              <w:rPr>
+                <w:rFonts w:ascii="Arial" w:hAnsi="Arial" w:cs="Arial"/>
+                <w:b/>
+              </w:rPr>
+              <w:t>Департамент социологических исследований и аналитики</w:t>
+            </w:r>
           </w:p>
         </w:tc>
         <w:tc>
@@ -1061,7 +1077,7 @@
               <w:rPr>
                 <w:rFonts w:ascii="Arial" w:hAnsi="Arial" w:cs="Arial"/>
               </w:rPr>
-              <w:t>4.</w:t>
+              <w:t>2.</w:t>
             </w:r>
           </w:p>
         </w:tc>
@@ -1077,6 +1093,12 @@
                 <w:rFonts w:ascii="Arial" w:hAnsi="Arial" w:cs="Arial"/>
               </w:rPr>
             </w:pPr>
+            <w:r>
+              <w:rPr>
+                <w:rFonts w:ascii="Arial" w:hAnsi="Arial" w:cs="Arial"/>
+              </w:rPr>
+              <w:t>Руководитель департамента</w:t>
+            </w:r>
           </w:p>
         </w:tc>
         <w:tc>
@@ -1091,6 +1113,12 @@
                 <w:rFonts w:ascii="Arial" w:hAnsi="Arial" w:cs="Arial"/>
               </w:rPr>
             </w:pPr>
+            <w:r>
+              <w:rPr>
+                <w:rFonts w:ascii="Arial" w:hAnsi="Arial" w:cs="Arial"/>
+              </w:rPr>
+              <w:t>1 300 000,00 KZT</w:t>
+            </w:r>
           </w:p>
         </w:tc>
       </w:tr>
@@ -1111,6 +1139,130 @@
               <w:rPr>
                 <w:rFonts w:ascii="Arial" w:hAnsi="Arial" w:cs="Arial"/>
               </w:rPr>
+              <w:t>3.</w:t>
+            </w:r>
+          </w:p>
+        </w:tc>
+        <w:tc>
+          <w:tcPr>
+            <w:tcW w:w="6000" w:type="dxa"/>
+            <w:shd w:val="clear" w:color="auto" w:fill="auto"/>
+          </w:tcPr>
+          <w:p>
+            <w:pPr>
+              <w:spacing w:after="0"/>
+              <w:rPr>
+                <w:rFonts w:ascii="Arial" w:hAnsi="Arial" w:cs="Arial"/>
+              </w:rPr>
+            </w:pPr>
+            <w:r>
+              <w:rPr>
+                <w:rFonts w:ascii="Arial" w:hAnsi="Arial" w:cs="Arial"/>
+              </w:rPr>
+              <w:t>Главный специалист (социолог)</w:t>
+            </w:r>
+          </w:p>
+        </w:tc>
+        <w:tc>
+          <w:tcPr>
+            <w:tcW w:w="2800" w:type="dxa"/>
+            <w:shd w:val="clear" w:color="auto" w:fill="auto"/>
+          </w:tcPr>
+          <w:p>
+            <w:pPr>
+              <w:spacing w:after="0"/>
+              <w:rPr>
+                <w:rFonts w:ascii="Arial" w:hAnsi="Arial" w:cs="Arial"/>
+              </w:rPr>
+            </w:pPr>
+            <w:r>
+              <w:rPr>
+                <w:rFonts w:ascii="Arial" w:hAnsi="Arial" w:cs="Arial"/>
+              </w:rPr>
+              <w:t>1 000 000,00 KZT</w:t>
+            </w:r>
+          </w:p>
+        </w:tc>
+      </w:tr>
+      <w:tr>
+        <w:tc>
+          <w:tcPr>
+            <w:tcW w:w="800" w:type="dxa"/>
+            <w:shd w:val="clear" w:color="auto" w:fill="auto"/>
+          </w:tcPr>
+          <w:p>
+            <w:pPr>
+              <w:spacing w:after="0"/>
+              <w:rPr>
+                <w:rFonts w:ascii="Arial" w:hAnsi="Arial" w:cs="Arial"/>
+              </w:rPr>
+            </w:pPr>
+            <w:r>
+              <w:rPr>
+                <w:rFonts w:ascii="Arial" w:hAnsi="Arial" w:cs="Arial"/>
+              </w:rPr>
+              <w:t>4.</w:t>
+            </w:r>
+          </w:p>
+        </w:tc>
+        <w:tc>
+          <w:tcPr>
+            <w:tcW w:w="6000" w:type="dxa"/>
+            <w:shd w:val="clear" w:color="auto" w:fill="auto"/>
+          </w:tcPr>
+          <w:p>
+            <w:pPr>
+              <w:spacing w:after="0"/>
+              <w:rPr>
+                <w:rFonts w:ascii="Arial" w:hAnsi="Arial" w:cs="Arial"/>
+              </w:rPr>
+            </w:pPr>
+            <w:r>
+              <w:rPr>
+                <w:rFonts w:ascii="Arial" w:hAnsi="Arial" w:cs="Arial"/>
+              </w:rPr>
+              <w:t>Главный специалист (аналитик)</w:t>
+            </w:r>
+          </w:p>
+        </w:tc>
+        <w:tc>
+          <w:tcPr>
+            <w:tcW w:w="2800" w:type="dxa"/>
+            <w:shd w:val="clear" w:color="auto" w:fill="auto"/>
+          </w:tcPr>
+          <w:p>
+            <w:pPr>
+              <w:spacing w:after="0"/>
+              <w:rPr>
+                <w:rFonts w:ascii="Arial" w:hAnsi="Arial" w:cs="Arial"/>
+              </w:rPr>
+            </w:pPr>
+            <w:r>
+              <w:rPr>
+                <w:rFonts w:ascii="Arial" w:hAnsi="Arial" w:cs="Arial"/>
+              </w:rPr>
+              <w:t>1 000 000,00 KZT</w:t>
+            </w:r>
+          </w:p>
+        </w:tc>
+      </w:tr>
+      <w:tr>
+        <w:tc>
+          <w:tcPr>
+            <w:tcW w:w="800" w:type="dxa"/>
+            <w:shd w:val="clear" w:color="auto" w:fill="auto"/>
+          </w:tcPr>
+          <w:p>
+            <w:pPr>
+              <w:spacing w:after="0"/>
+              <w:rPr>
+                <w:rFonts w:ascii="Arial" w:hAnsi="Arial" w:cs="Arial"/>
+              </w:rPr>
+            </w:pPr>
+            <w:r>
+              <w:rPr>
+                <w:rFonts w:ascii="Arial" w:hAnsi="Arial" w:cs="Arial"/>
+              </w:rPr>
               <w:t>5.</w:t>
             </w:r>
           </w:p>
@@ -1127,6 +1279,12 @@
                 <w:rFonts w:ascii="Arial" w:hAnsi="Arial" w:cs="Arial"/>
               </w:rPr>
             </w:pPr>
+            <w:r>
+              <w:rPr>
+                <w:rFonts w:ascii="Arial" w:hAnsi="Arial" w:cs="Arial"/>
+              </w:rPr>
+              <w:t>Ведущий специалист (социолог)</w:t>
+            </w:r>
           </w:p>
         </w:tc>
         <w:tc>
@@ -1141,10 +1299,1725 @@
                 <w:rFonts w:ascii="Arial" w:hAnsi="Arial" w:cs="Arial"/>
               </w:rPr>
             </w:pPr>
+            <w:r>
+              <w:rPr>
+                <w:rFonts w:ascii="Arial" w:hAnsi="Arial" w:cs="Arial"/>
+              </w:rPr>
+              <w:t>700 000,00 KZT</w:t>
+            </w:r>
+          </w:p>
+        </w:tc>
+      </w:tr>
+      <w:tr>
+        <w:tc>
+          <w:tcPr>
+            <w:tcW w:w="800" w:type="dxa"/>
+            <w:shd w:val="clear" w:color="auto" w:fill="auto"/>
+          </w:tcPr>
+          <w:p>
+            <w:pPr>
+              <w:spacing w:after="0"/>
+              <w:rPr>
+                <w:rFonts w:ascii="Arial" w:hAnsi="Arial" w:cs="Arial"/>
+              </w:rPr>
+            </w:pPr>
+            <w:r>
+              <w:rPr>
+                <w:rFonts w:ascii="Arial" w:hAnsi="Arial" w:cs="Arial"/>
+              </w:rPr>
+              <w:t>6.</w:t>
+            </w:r>
+          </w:p>
+        </w:tc>
+        <w:tc>
+          <w:tcPr>
+            <w:tcW w:w="6000" w:type="dxa"/>
+            <w:shd w:val="clear" w:color="auto" w:fill="auto"/>
+          </w:tcPr>
+          <w:p>
+            <w:pPr>
+              <w:spacing w:after="0"/>
+              <w:rPr>
+                <w:rFonts w:ascii="Arial" w:hAnsi="Arial" w:cs="Arial"/>
+              </w:rPr>
+            </w:pPr>
+            <w:r>
+              <w:rPr>
+                <w:rFonts w:ascii="Arial" w:hAnsi="Arial" w:cs="Arial"/>
+              </w:rPr>
+              <w:t>Ведущий специалист (аналитик)</w:t>
+            </w:r>
+          </w:p>
+        </w:tc>
+        <w:tc>
+          <w:tcPr>
+            <w:tcW w:w="2800" w:type="dxa"/>
+            <w:shd w:val="clear" w:color="auto" w:fill="auto"/>
+          </w:tcPr>
+          <w:p>
+            <w:pPr>
+              <w:spacing w:after="0"/>
+              <w:rPr>
+                <w:rFonts w:ascii="Arial" w:hAnsi="Arial" w:cs="Arial"/>
+              </w:rPr>
+            </w:pPr>
+            <w:r>
+              <w:rPr>
+                <w:rFonts w:ascii="Arial" w:hAnsi="Arial" w:cs="Arial"/>
+              </w:rPr>
+              <w:t>700 000,00 KZT</w:t>
+            </w:r>
+          </w:p>
+        </w:tc>
+      </w:tr>
+      <w:tr>
+        <w:tc>
+          <w:tcPr>
+            <w:tcW w:w="800" w:type="dxa"/>
+            <w:shd w:val="clear" w:color="auto" w:fill="auto"/>
+          </w:tcPr>
+          <w:p>
+            <w:pPr>
+              <w:spacing w:after="0"/>
+              <w:rPr>
+                <w:rFonts w:ascii="Arial" w:hAnsi="Arial" w:cs="Arial"/>
+              </w:rPr>
+            </w:pPr>
+          </w:p>
+        </w:tc>
+        <w:tc>
+          <w:tcPr>
+            <w:tcW w:w="6000" w:type="dxa"/>
+            <w:shd w:val="clear" w:color="auto" w:fill="auto"/>
+          </w:tcPr>
+          <w:p>
+            <w:pPr>
+              <w:spacing w:after="0"/>
+              <w:rPr>
+                <w:rFonts w:ascii="Arial" w:hAnsi="Arial" w:cs="Arial"/>
+                <w:b/>
+              </w:rPr>
+            </w:pPr>
+            <w:r>
+              <w:rPr>
+                <w:rFonts w:ascii="Arial" w:hAnsi="Arial" w:cs="Arial"/>
+                <w:b/>
+              </w:rPr>
+              <w:t>Департамент проектного управления и региональной координации</w:t>
+            </w:r>
+          </w:p>
+        </w:tc>
+        <w:tc>
+          <w:tcPr>
+            <w:tcW w:w="2800" w:type="dxa"/>
+            <w:shd w:val="clear" w:color="auto" w:fill="auto"/>
+          </w:tcPr>
+          <w:p>
+            <w:pPr>
+              <w:spacing w:after="0"/>
+              <w:rPr>
+                <w:rFonts w:ascii="Arial" w:hAnsi="Arial" w:cs="Arial"/>
+              </w:rPr>
+            </w:pPr>
+          </w:p>
+        </w:tc>
+      </w:tr>
+      <w:tr>
+        <w:tc>
+          <w:tcPr>
+            <w:tcW w:w="800" w:type="dxa"/>
+            <w:shd w:val="clear" w:color="auto" w:fill="auto"/>
+          </w:tcPr>
+          <w:p>
+            <w:pPr>
+              <w:spacing w:after="0"/>
+              <w:rPr>
+                <w:rFonts w:ascii="Arial" w:hAnsi="Arial" w:cs="Arial"/>
+              </w:rPr>
+            </w:pPr>
+            <w:r>
+              <w:rPr>
+                <w:rFonts w:ascii="Arial" w:hAnsi="Arial" w:cs="Arial"/>
+              </w:rPr>
+              <w:t>7.</w:t>
+            </w:r>
+          </w:p>
+        </w:tc>
+        <w:tc>
+          <w:tcPr>
+            <w:tcW w:w="6000" w:type="dxa"/>
+            <w:shd w:val="clear" w:color="auto" w:fill="auto"/>
+          </w:tcPr>
+          <w:p>
+            <w:pPr>
+              <w:spacing w:after="0"/>
+              <w:rPr>
+                <w:rFonts w:ascii="Arial" w:hAnsi="Arial" w:cs="Arial"/>
+              </w:rPr>
+            </w:pPr>
+            <w:r>
+              <w:rPr>
+                <w:rFonts w:ascii="Arial" w:hAnsi="Arial" w:cs="Arial"/>
+              </w:rPr>
+              <w:t>Директор департамента</w:t>
+            </w:r>
+          </w:p>
+        </w:tc>
+        <w:tc>
+          <w:tcPr>
+            <w:tcW w:w="2800" w:type="dxa"/>
+            <w:shd w:val="clear" w:color="auto" w:fill="auto"/>
+          </w:tcPr>
+          <w:p>
+            <w:pPr>
+              <w:spacing w:after="0"/>
+              <w:rPr>
+                <w:rFonts w:ascii="Arial" w:hAnsi="Arial" w:cs="Arial"/>
+              </w:rPr>
+            </w:pPr>
+            <w:r>
+              <w:rPr>
+                <w:rFonts w:ascii="Arial" w:hAnsi="Arial" w:cs="Arial"/>
+              </w:rPr>
+              <w:t>1 300 000,00 KZT</w:t>
+            </w:r>
+          </w:p>
+        </w:tc>
+      </w:tr>
+      <w:tr>
+        <w:tc>
+          <w:tcPr>
+            <w:tcW w:w="800" w:type="dxa"/>
+            <w:shd w:val="clear" w:color="auto" w:fill="auto"/>
+          </w:tcPr>
+          <w:p>
+            <w:pPr>
+              <w:spacing w:after="0"/>
+              <w:rPr>
+                <w:rFonts w:ascii="Arial" w:hAnsi="Arial" w:cs="Arial"/>
+              </w:rPr>
+            </w:pPr>
+            <w:r>
+              <w:rPr>
+                <w:rFonts w:ascii="Arial" w:hAnsi="Arial" w:cs="Arial"/>
+              </w:rPr>
+              <w:t>8.</w:t>
+            </w:r>
+          </w:p>
+        </w:tc>
+        <w:tc>
+          <w:tcPr>
+            <w:tcW w:w="6000" w:type="dxa"/>
+            <w:shd w:val="clear" w:color="auto" w:fill="auto"/>
+          </w:tcPr>
+          <w:p>
+            <w:pPr>
+              <w:spacing w:after="0"/>
+              <w:rPr>
+                <w:rFonts w:ascii="Arial" w:hAnsi="Arial" w:cs="Arial"/>
+              </w:rPr>
+            </w:pPr>
+            <w:r>
+              <w:rPr>
+                <w:rFonts w:ascii="Arial" w:hAnsi="Arial" w:cs="Arial"/>
+              </w:rPr>
+              <w:t>Заместитель директора департамента (МЭПР, центральные государственные органы, регионы)</w:t>
+            </w:r>
+          </w:p>
+        </w:tc>
+        <w:tc>
+          <w:tcPr>
+            <w:tcW w:w="2800" w:type="dxa"/>
+            <w:shd w:val="clear" w:color="auto" w:fill="auto"/>
+          </w:tcPr>
+          <w:p>
+            <w:pPr>
+              <w:spacing w:after="0"/>
+              <w:rPr>
+                <w:rFonts w:ascii="Arial" w:hAnsi="Arial" w:cs="Arial"/>
+              </w:rPr>
+            </w:pPr>
+            <w:r>
+              <w:rPr>
+                <w:rFonts w:ascii="Arial" w:hAnsi="Arial" w:cs="Arial"/>
+              </w:rPr>
+              <w:t>1 100 000,00 KZT</w:t>
+            </w:r>
+          </w:p>
+        </w:tc>
+      </w:tr>
+      <w:tr>
+        <w:tc>
+          <w:tcPr>
+            <w:tcW w:w="800" w:type="dxa"/>
+            <w:shd w:val="clear" w:color="auto" w:fill="auto"/>
+          </w:tcPr>
+          <w:p>
+            <w:pPr>
+              <w:spacing w:after="0"/>
+              <w:rPr>
+                <w:rFonts w:ascii="Arial" w:hAnsi="Arial" w:cs="Arial"/>
+              </w:rPr>
+            </w:pPr>
+            <w:r>
+              <w:rPr>
+                <w:rFonts w:ascii="Arial" w:hAnsi="Arial" w:cs="Arial"/>
+              </w:rPr>
+              <w:t>9.</w:t>
+            </w:r>
+          </w:p>
+        </w:tc>
+        <w:tc>
+          <w:tcPr>
+            <w:tcW w:w="6000" w:type="dxa"/>
+            <w:shd w:val="clear" w:color="auto" w:fill="auto"/>
+          </w:tcPr>
+          <w:p>
+            <w:pPr>
+              <w:spacing w:after="0"/>
+              <w:rPr>
+                <w:rFonts w:ascii="Arial" w:hAnsi="Arial" w:cs="Arial"/>
+              </w:rPr>
+            </w:pPr>
+            <w:r>
+              <w:rPr>
+                <w:rFonts w:ascii="Arial" w:hAnsi="Arial" w:cs="Arial"/>
+              </w:rPr>
+              <w:t>Главный специалист</w:t>
+            </w:r>
+          </w:p>
+        </w:tc>
+        <w:tc>
+          <w:tcPr>
+            <w:tcW w:w="2800" w:type="dxa"/>
+            <w:shd w:val="clear" w:color="auto" w:fill="auto"/>
+          </w:tcPr>
+          <w:p>
+            <w:pPr>
+              <w:spacing w:after="0"/>
+              <w:rPr>
+                <w:rFonts w:ascii="Arial" w:hAnsi="Arial" w:cs="Arial"/>
+              </w:rPr>
+            </w:pPr>
+            <w:r>
+              <w:rPr>
+                <w:rFonts w:ascii="Arial" w:hAnsi="Arial" w:cs="Arial"/>
+              </w:rPr>
+              <w:t>1 000 000,00 KZT</w:t>
+            </w:r>
+          </w:p>
+        </w:tc>
+      </w:tr>
+      <w:tr>
+        <w:tc>
+          <w:tcPr>
+            <w:tcW w:w="800" w:type="dxa"/>
+            <w:shd w:val="clear" w:color="auto" w:fill="auto"/>
+          </w:tcPr>
+          <w:p>
+            <w:pPr>
+              <w:spacing w:after="0"/>
+              <w:rPr>
+                <w:rFonts w:ascii="Arial" w:hAnsi="Arial" w:cs="Arial"/>
+              </w:rPr>
+            </w:pPr>
+            <w:r>
+              <w:rPr>
+                <w:rFonts w:ascii="Arial" w:hAnsi="Arial" w:cs="Arial"/>
+              </w:rPr>
+              <w:t>10.</w:t>
+            </w:r>
+          </w:p>
+        </w:tc>
+        <w:tc>
+          <w:tcPr>
+            <w:tcW w:w="6000" w:type="dxa"/>
+            <w:shd w:val="clear" w:color="auto" w:fill="auto"/>
+          </w:tcPr>
+          <w:p>
+            <w:pPr>
+              <w:spacing w:after="0"/>
+              <w:rPr>
+                <w:rFonts w:ascii="Arial" w:hAnsi="Arial" w:cs="Arial"/>
+              </w:rPr>
+            </w:pPr>
+            <w:r>
+              <w:rPr>
+                <w:rFonts w:ascii="Arial" w:hAnsi="Arial" w:cs="Arial"/>
+              </w:rPr>
+              <w:t>Главный специалист</w:t>
+            </w:r>
+          </w:p>
+        </w:tc>
+        <w:tc>
+          <w:tcPr>
+            <w:tcW w:w="2800" w:type="dxa"/>
+            <w:shd w:val="clear" w:color="auto" w:fill="auto"/>
+          </w:tcPr>
+          <w:p>
+            <w:pPr>
+              <w:spacing w:after="0"/>
+              <w:rPr>
+                <w:rFonts w:ascii="Arial" w:hAnsi="Arial" w:cs="Arial"/>
+              </w:rPr>
+            </w:pPr>
+            <w:r>
+              <w:rPr>
+                <w:rFonts w:ascii="Arial" w:hAnsi="Arial" w:cs="Arial"/>
+              </w:rPr>
+              <w:t>1 000 000,00 KZT</w:t>
+            </w:r>
+          </w:p>
+        </w:tc>
+      </w:tr>
+      <w:tr>
+        <w:tc>
+          <w:tcPr>
+            <w:tcW w:w="800" w:type="dxa"/>
+            <w:shd w:val="clear" w:color="auto" w:fill="auto"/>
+          </w:tcPr>
+          <w:p>
+            <w:pPr>
+              <w:spacing w:after="0"/>
+              <w:rPr>
+                <w:rFonts w:ascii="Arial" w:hAnsi="Arial" w:cs="Arial"/>
+              </w:rPr>
+            </w:pPr>
+            <w:r>
+              <w:rPr>
+                <w:rFonts w:ascii="Arial" w:hAnsi="Arial" w:cs="Arial"/>
+              </w:rPr>
+              <w:t>11.</w:t>
+            </w:r>
+          </w:p>
+        </w:tc>
+        <w:tc>
+          <w:tcPr>
+            <w:tcW w:w="6000" w:type="dxa"/>
+            <w:shd w:val="clear" w:color="auto" w:fill="auto"/>
+          </w:tcPr>
+          <w:p>
+            <w:pPr>
+              <w:spacing w:after="0"/>
+              <w:rPr>
+                <w:rFonts w:ascii="Arial" w:hAnsi="Arial" w:cs="Arial"/>
+              </w:rPr>
+            </w:pPr>
+            <w:r>
+              <w:rPr>
+                <w:rFonts w:ascii="Arial" w:hAnsi="Arial" w:cs="Arial"/>
+              </w:rPr>
+              <w:t>Главный специалист</w:t>
+            </w:r>
+          </w:p>
+        </w:tc>
+        <w:tc>
+          <w:tcPr>
+            <w:tcW w:w="2800" w:type="dxa"/>
+            <w:shd w:val="clear" w:color="auto" w:fill="auto"/>
+          </w:tcPr>
+          <w:p>
+            <w:pPr>
+              <w:spacing w:after="0"/>
+              <w:rPr>
+                <w:rFonts w:ascii="Arial" w:hAnsi="Arial" w:cs="Arial"/>
+              </w:rPr>
+            </w:pPr>
+            <w:r>
+              <w:rPr>
+                <w:rFonts w:ascii="Arial" w:hAnsi="Arial" w:cs="Arial"/>
+              </w:rPr>
+              <w:t>1 000 000,00 KZT</w:t>
+            </w:r>
+          </w:p>
+        </w:tc>
+      </w:tr>
+      <w:tr>
+        <w:tc>
+          <w:tcPr>
+            <w:tcW w:w="800" w:type="dxa"/>
+            <w:shd w:val="clear" w:color="auto" w:fill="auto"/>
+          </w:tcPr>
+          <w:p>
+            <w:pPr>
+              <w:spacing w:after="0"/>
+              <w:rPr>
+                <w:rFonts w:ascii="Arial" w:hAnsi="Arial" w:cs="Arial"/>
+              </w:rPr>
+            </w:pPr>
+            <w:r>
+              <w:rPr>
+                <w:rFonts w:ascii="Arial" w:hAnsi="Arial" w:cs="Arial"/>
+              </w:rPr>
+              <w:t>12.</w:t>
+            </w:r>
+          </w:p>
+        </w:tc>
+        <w:tc>
+          <w:tcPr>
+            <w:tcW w:w="6000" w:type="dxa"/>
+            <w:shd w:val="clear" w:color="auto" w:fill="auto"/>
+          </w:tcPr>
+          <w:p>
+            <w:pPr>
+              <w:spacing w:after="0"/>
+              <w:rPr>
+                <w:rFonts w:ascii="Arial" w:hAnsi="Arial" w:cs="Arial"/>
+              </w:rPr>
+            </w:pPr>
+            <w:r>
+              <w:rPr>
+                <w:rFonts w:ascii="Arial" w:hAnsi="Arial" w:cs="Arial"/>
+              </w:rPr>
+              <w:t>Ведущий специалист</w:t>
+            </w:r>
+          </w:p>
+        </w:tc>
+        <w:tc>
+          <w:tcPr>
+            <w:tcW w:w="2800" w:type="dxa"/>
+            <w:shd w:val="clear" w:color="auto" w:fill="auto"/>
+          </w:tcPr>
+          <w:p>
+            <w:pPr>
+              <w:spacing w:after="0"/>
+              <w:rPr>
+                <w:rFonts w:ascii="Arial" w:hAnsi="Arial" w:cs="Arial"/>
+              </w:rPr>
+            </w:pPr>
+            <w:r>
+              <w:rPr>
+                <w:rFonts w:ascii="Arial" w:hAnsi="Arial" w:cs="Arial"/>
+              </w:rPr>
+              <w:t>1 000 000,00 KZT</w:t>
+            </w:r>
+          </w:p>
+        </w:tc>
+      </w:tr>
+      <w:tr>
+        <w:tc>
+          <w:tcPr>
+            <w:tcW w:w="800" w:type="dxa"/>
+            <w:shd w:val="clear" w:color="auto" w:fill="auto"/>
+          </w:tcPr>
+          <w:p>
+            <w:pPr>
+              <w:spacing w:after="0"/>
+              <w:rPr>
+                <w:rFonts w:ascii="Arial" w:hAnsi="Arial" w:cs="Arial"/>
+              </w:rPr>
+            </w:pPr>
+            <w:r>
+              <w:rPr>
+                <w:rFonts w:ascii="Arial" w:hAnsi="Arial" w:cs="Arial"/>
+              </w:rPr>
+              <w:t>13.</w:t>
+            </w:r>
+          </w:p>
+        </w:tc>
+        <w:tc>
+          <w:tcPr>
+            <w:tcW w:w="6000" w:type="dxa"/>
+            <w:shd w:val="clear" w:color="auto" w:fill="auto"/>
+          </w:tcPr>
+          <w:p>
+            <w:pPr>
+              <w:spacing w:after="0"/>
+              <w:rPr>
+                <w:rFonts w:ascii="Arial" w:hAnsi="Arial" w:cs="Arial"/>
+              </w:rPr>
+            </w:pPr>
+            <w:r>
+              <w:rPr>
+                <w:rFonts w:ascii="Arial" w:hAnsi="Arial" w:cs="Arial"/>
+              </w:rPr>
+              <w:t>Ведущий специалист</w:t>
+            </w:r>
+          </w:p>
+        </w:tc>
+        <w:tc>
+          <w:tcPr>
+            <w:tcW w:w="2800" w:type="dxa"/>
+            <w:shd w:val="clear" w:color="auto" w:fill="auto"/>
+          </w:tcPr>
+          <w:p>
+            <w:pPr>
+              <w:spacing w:after="0"/>
+              <w:rPr>
+                <w:rFonts w:ascii="Arial" w:hAnsi="Arial" w:cs="Arial"/>
+              </w:rPr>
+            </w:pPr>
+            <w:r>
+              <w:rPr>
+                <w:rFonts w:ascii="Arial" w:hAnsi="Arial" w:cs="Arial"/>
+              </w:rPr>
+              <w:t>700 000,00 KZT</w:t>
+            </w:r>
+          </w:p>
+        </w:tc>
+      </w:tr>
+      <w:tr>
+        <w:tc>
+          <w:tcPr>
+            <w:tcW w:w="800" w:type="dxa"/>
+            <w:shd w:val="clear" w:color="auto" w:fill="auto"/>
+          </w:tcPr>
+          <w:p>
+            <w:pPr>
+              <w:spacing w:after="0"/>
+              <w:rPr>
+                <w:rFonts w:ascii="Arial" w:hAnsi="Arial" w:cs="Arial"/>
+              </w:rPr>
+            </w:pPr>
+            <w:r>
+              <w:rPr>
+                <w:rFonts w:ascii="Arial" w:hAnsi="Arial" w:cs="Arial"/>
+              </w:rPr>
+              <w:t>14.</w:t>
+            </w:r>
+          </w:p>
+        </w:tc>
+        <w:tc>
+          <w:tcPr>
+            <w:tcW w:w="6000" w:type="dxa"/>
+            <w:shd w:val="clear" w:color="auto" w:fill="auto"/>
+          </w:tcPr>
+          <w:p>
+            <w:pPr>
+              <w:spacing w:after="0"/>
+              <w:rPr>
+                <w:rFonts w:ascii="Arial" w:hAnsi="Arial" w:cs="Arial"/>
+              </w:rPr>
+            </w:pPr>
+            <w:r>
+              <w:rPr>
+                <w:rFonts w:ascii="Arial" w:hAnsi="Arial" w:cs="Arial"/>
+              </w:rPr>
+              <w:t>Ведущий специалист</w:t>
+            </w:r>
+          </w:p>
+        </w:tc>
+        <w:tc>
+          <w:tcPr>
+            <w:tcW w:w="2800" w:type="dxa"/>
+            <w:shd w:val="clear" w:color="auto" w:fill="auto"/>
+          </w:tcPr>
+          <w:p>
+            <w:pPr>
+              <w:spacing w:after="0"/>
+              <w:rPr>
+                <w:rFonts w:ascii="Arial" w:hAnsi="Arial" w:cs="Arial"/>
+              </w:rPr>
+            </w:pPr>
+            <w:r>
+              <w:rPr>
+                <w:rFonts w:ascii="Arial" w:hAnsi="Arial" w:cs="Arial"/>
+              </w:rPr>
+              <w:t>700 000,00 KZT</w:t>
+            </w:r>
+          </w:p>
+        </w:tc>
+      </w:tr>
+      <w:tr>
+        <w:tc>
+          <w:tcPr>
+            <w:tcW w:w="800" w:type="dxa"/>
+            <w:shd w:val="clear" w:color="auto" w:fill="auto"/>
+          </w:tcPr>
+          <w:p>
+            <w:pPr>
+              <w:spacing w:after="0"/>
+              <w:rPr>
+                <w:rFonts w:ascii="Arial" w:hAnsi="Arial" w:cs="Arial"/>
+              </w:rPr>
+            </w:pPr>
+            <w:r>
+              <w:rPr>
+                <w:rFonts w:ascii="Arial" w:hAnsi="Arial" w:cs="Arial"/>
+              </w:rPr>
+              <w:t>15.</w:t>
+            </w:r>
+          </w:p>
+        </w:tc>
+        <w:tc>
+          <w:tcPr>
+            <w:tcW w:w="6000" w:type="dxa"/>
+            <w:shd w:val="clear" w:color="auto" w:fill="auto"/>
+          </w:tcPr>
+          <w:p>
+            <w:pPr>
+              <w:spacing w:after="0"/>
+              <w:rPr>
+                <w:rFonts w:ascii="Arial" w:hAnsi="Arial" w:cs="Arial"/>
+              </w:rPr>
+            </w:pPr>
+            <w:r>
+              <w:rPr>
+                <w:rFonts w:ascii="Arial" w:hAnsi="Arial" w:cs="Arial"/>
+              </w:rPr>
+              <w:t>Ведущий специалист</w:t>
+            </w:r>
+          </w:p>
+        </w:tc>
+        <w:tc>
+          <w:tcPr>
+            <w:tcW w:w="2800" w:type="dxa"/>
+            <w:shd w:val="clear" w:color="auto" w:fill="auto"/>
+          </w:tcPr>
+          <w:p>
+            <w:pPr>
+              <w:spacing w:after="0"/>
+              <w:rPr>
+                <w:rFonts w:ascii="Arial" w:hAnsi="Arial" w:cs="Arial"/>
+              </w:rPr>
+            </w:pPr>
+            <w:r>
+              <w:rPr>
+                <w:rFonts w:ascii="Arial" w:hAnsi="Arial" w:cs="Arial"/>
+              </w:rPr>
+              <w:t>700 000,00 KZT</w:t>
+            </w:r>
+          </w:p>
+        </w:tc>
+      </w:tr>
+      <w:tr>
+        <w:tc>
+          <w:tcPr>
+            <w:tcW w:w="800" w:type="dxa"/>
+            <w:shd w:val="clear" w:color="auto" w:fill="auto"/>
+          </w:tcPr>
+          <w:p>
+            <w:pPr>
+              <w:spacing w:after="0"/>
+              <w:rPr>
+                <w:rFonts w:ascii="Arial" w:hAnsi="Arial" w:cs="Arial"/>
+              </w:rPr>
+            </w:pPr>
+            <w:r>
+              <w:rPr>
+                <w:rFonts w:ascii="Arial" w:hAnsi="Arial" w:cs="Arial"/>
+              </w:rPr>
+              <w:t>16.</w:t>
+            </w:r>
+          </w:p>
+        </w:tc>
+        <w:tc>
+          <w:tcPr>
+            <w:tcW w:w="6000" w:type="dxa"/>
+            <w:shd w:val="clear" w:color="auto" w:fill="auto"/>
+          </w:tcPr>
+          <w:p>
+            <w:pPr>
+              <w:spacing w:after="0"/>
+              <w:rPr>
+                <w:rFonts w:ascii="Arial" w:hAnsi="Arial" w:cs="Arial"/>
+              </w:rPr>
+            </w:pPr>
+            <w:r>
+              <w:rPr>
+                <w:rFonts w:ascii="Arial" w:hAnsi="Arial" w:cs="Arial"/>
+              </w:rPr>
+              <w:t>Ведущий специалист (молодежь, НПО)</w:t>
+            </w:r>
+          </w:p>
+        </w:tc>
+        <w:tc>
+          <w:tcPr>
+            <w:tcW w:w="2800" w:type="dxa"/>
+            <w:shd w:val="clear" w:color="auto" w:fill="auto"/>
+          </w:tcPr>
+          <w:p>
+            <w:pPr>
+              <w:spacing w:after="0"/>
+              <w:rPr>
+                <w:rFonts w:ascii="Arial" w:hAnsi="Arial" w:cs="Arial"/>
+              </w:rPr>
+            </w:pPr>
+            <w:r>
+              <w:rPr>
+                <w:rFonts w:ascii="Arial" w:hAnsi="Arial" w:cs="Arial"/>
+              </w:rPr>
+              <w:t>800 000,00 KZT</w:t>
+            </w:r>
+          </w:p>
+        </w:tc>
+      </w:tr>
+      <w:tr>
+        <w:tc>
+          <w:tcPr>
+            <w:tcW w:w="800" w:type="dxa"/>
+            <w:shd w:val="clear" w:color="auto" w:fill="auto"/>
+          </w:tcPr>
+          <w:p>
+            <w:pPr>
+              <w:spacing w:after="0"/>
+              <w:rPr>
+                <w:rFonts w:ascii="Arial" w:hAnsi="Arial" w:cs="Arial"/>
+              </w:rPr>
+            </w:pPr>
+          </w:p>
+        </w:tc>
+        <w:tc>
+          <w:tcPr>
+            <w:tcW w:w="6000" w:type="dxa"/>
+            <w:shd w:val="clear" w:color="auto" w:fill="auto"/>
+          </w:tcPr>
+          <w:p>
+            <w:pPr>
+              <w:spacing w:after="0"/>
+              <w:rPr>
+                <w:rFonts w:ascii="Arial" w:hAnsi="Arial" w:cs="Arial"/>
+                <w:b/>
+              </w:rPr>
+            </w:pPr>
+            <w:r>
+              <w:rPr>
+                <w:rFonts w:ascii="Arial" w:hAnsi="Arial" w:cs="Arial"/>
+                <w:b/>
+              </w:rPr>
+              <w:t>Департамент цифрового развития</w:t>
+            </w:r>
+          </w:p>
+        </w:tc>
+        <w:tc>
+          <w:tcPr>
+            <w:tcW w:w="2800" w:type="dxa"/>
+            <w:shd w:val="clear" w:color="auto" w:fill="auto"/>
+          </w:tcPr>
+          <w:p>
+            <w:pPr>
+              <w:spacing w:after="0"/>
+              <w:rPr>
+                <w:rFonts w:ascii="Arial" w:hAnsi="Arial" w:cs="Arial"/>
+              </w:rPr>
+            </w:pPr>
+          </w:p>
+        </w:tc>
+      </w:tr>
+      <w:tr>
+        <w:tc>
+          <w:tcPr>
+            <w:tcW w:w="800" w:type="dxa"/>
+            <w:shd w:val="clear" w:color="auto" w:fill="auto"/>
+          </w:tcPr>
+          <w:p>
+            <w:pPr>
+              <w:spacing w:after="0"/>
+              <w:rPr>
+                <w:rFonts w:ascii="Arial" w:hAnsi="Arial" w:cs="Arial"/>
+              </w:rPr>
+            </w:pPr>
+            <w:r>
+              <w:rPr>
+                <w:rFonts w:ascii="Arial" w:hAnsi="Arial" w:cs="Arial"/>
+              </w:rPr>
+              <w:t>17.</w:t>
+            </w:r>
+          </w:p>
+        </w:tc>
+        <w:tc>
+          <w:tcPr>
+            <w:tcW w:w="6000" w:type="dxa"/>
+            <w:shd w:val="clear" w:color="auto" w:fill="auto"/>
+          </w:tcPr>
+          <w:p>
+            <w:pPr>
+              <w:spacing w:after="0"/>
+              <w:rPr>
+                <w:rFonts w:ascii="Arial" w:hAnsi="Arial" w:cs="Arial"/>
+              </w:rPr>
+            </w:pPr>
+            <w:r>
+              <w:rPr>
+                <w:rFonts w:ascii="Arial" w:hAnsi="Arial" w:cs="Arial"/>
+              </w:rPr>
+              <w:t>Руководитель департамента</w:t>
+            </w:r>
+          </w:p>
+        </w:tc>
+        <w:tc>
+          <w:tcPr>
+            <w:tcW w:w="2800" w:type="dxa"/>
+            <w:shd w:val="clear" w:color="auto" w:fill="auto"/>
+          </w:tcPr>
+          <w:p>
+            <w:pPr>
+              <w:spacing w:after="0"/>
+              <w:rPr>
+                <w:rFonts w:ascii="Arial" w:hAnsi="Arial" w:cs="Arial"/>
+              </w:rPr>
+            </w:pPr>
+            <w:r>
+              <w:rPr>
+                <w:rFonts w:ascii="Arial" w:hAnsi="Arial" w:cs="Arial"/>
+              </w:rPr>
+              <w:t>1 300 000,00 KZT</w:t>
+            </w:r>
+          </w:p>
+        </w:tc>
+      </w:tr>
+      <w:tr>
+        <w:tc>
+          <w:tcPr>
+            <w:tcW w:w="800" w:type="dxa"/>
+            <w:shd w:val="clear" w:color="auto" w:fill="auto"/>
+          </w:tcPr>
+          <w:p>
+            <w:pPr>
+              <w:spacing w:after="0"/>
+              <w:rPr>
+                <w:rFonts w:ascii="Arial" w:hAnsi="Arial" w:cs="Arial"/>
+              </w:rPr>
+            </w:pPr>
+          </w:p>
+        </w:tc>
+        <w:tc>
+          <w:tcPr>
+            <w:tcW w:w="6000" w:type="dxa"/>
+            <w:shd w:val="clear" w:color="auto" w:fill="auto"/>
+          </w:tcPr>
+          <w:p>
+            <w:pPr>
+              <w:spacing w:after="0"/>
+              <w:rPr>
+                <w:rFonts w:ascii="Arial" w:hAnsi="Arial" w:cs="Arial"/>
+                <w:b/>
+              </w:rPr>
+            </w:pPr>
+            <w:r>
+              <w:rPr>
+                <w:rFonts w:ascii="Arial" w:hAnsi="Arial" w:cs="Arial"/>
+                <w:b/>
+              </w:rPr>
+              <w:t>Группа «Коммуникация и креатив»</w:t>
+            </w:r>
+          </w:p>
+        </w:tc>
+        <w:tc>
+          <w:tcPr>
+            <w:tcW w:w="2800" w:type="dxa"/>
+            <w:shd w:val="clear" w:color="auto" w:fill="auto"/>
+          </w:tcPr>
+          <w:p>
+            <w:pPr>
+              <w:spacing w:after="0"/>
+              <w:rPr>
+                <w:rFonts w:ascii="Arial" w:hAnsi="Arial" w:cs="Arial"/>
+              </w:rPr>
+            </w:pPr>
+          </w:p>
+        </w:tc>
+      </w:tr>
+      <w:tr>
+        <w:tc>
+          <w:tcPr>
+            <w:tcW w:w="800" w:type="dxa"/>
+            <w:shd w:val="clear" w:color="auto" w:fill="auto"/>
+          </w:tcPr>
+          <w:p>
+            <w:pPr>
+              <w:spacing w:after="0"/>
+              <w:rPr>
+                <w:rFonts w:ascii="Arial" w:hAnsi="Arial" w:cs="Arial"/>
+              </w:rPr>
+            </w:pPr>
+            <w:r>
+              <w:rPr>
+                <w:rFonts w:ascii="Arial" w:hAnsi="Arial" w:cs="Arial"/>
+              </w:rPr>
+              <w:t>18.</w:t>
+            </w:r>
+          </w:p>
+        </w:tc>
+        <w:tc>
+          <w:tcPr>
+            <w:tcW w:w="6000" w:type="dxa"/>
+            <w:shd w:val="clear" w:color="auto" w:fill="auto"/>
+          </w:tcPr>
+          <w:p>
+            <w:pPr>
+              <w:spacing w:after="0"/>
+              <w:rPr>
+                <w:rFonts w:ascii="Arial" w:hAnsi="Arial" w:cs="Arial"/>
+              </w:rPr>
+            </w:pPr>
+            <w:r>
+              <w:rPr>
+                <w:rFonts w:ascii="Arial" w:hAnsi="Arial" w:cs="Arial"/>
+              </w:rPr>
+              <w:t>Руководитель группы</w:t>
+            </w:r>
+          </w:p>
+        </w:tc>
+        <w:tc>
+          <w:tcPr>
+            <w:tcW w:w="2800" w:type="dxa"/>
+            <w:shd w:val="clear" w:color="auto" w:fill="auto"/>
+          </w:tcPr>
+          <w:p>
+            <w:pPr>
+              <w:spacing w:after="0"/>
+              <w:rPr>
+                <w:rFonts w:ascii="Arial" w:hAnsi="Arial" w:cs="Arial"/>
+              </w:rPr>
+            </w:pPr>
+            <w:r>
+              <w:rPr>
+                <w:rFonts w:ascii="Arial" w:hAnsi="Arial" w:cs="Arial"/>
+              </w:rPr>
+              <w:t>1 300 000,00 KZT</w:t>
+            </w:r>
+          </w:p>
+        </w:tc>
+      </w:tr>
+      <w:tr>
+        <w:tc>
+          <w:tcPr>
+            <w:tcW w:w="800" w:type="dxa"/>
+            <w:shd w:val="clear" w:color="auto" w:fill="auto"/>
+          </w:tcPr>
+          <w:p>
+            <w:pPr>
+              <w:spacing w:after="0"/>
+              <w:rPr>
+                <w:rFonts w:ascii="Arial" w:hAnsi="Arial" w:cs="Arial"/>
+              </w:rPr>
+            </w:pPr>
+            <w:r>
+              <w:rPr>
+                <w:rFonts w:ascii="Arial" w:hAnsi="Arial" w:cs="Arial"/>
+              </w:rPr>
+              <w:t>19.</w:t>
+            </w:r>
+          </w:p>
+        </w:tc>
+        <w:tc>
+          <w:tcPr>
+            <w:tcW w:w="6000" w:type="dxa"/>
+            <w:shd w:val="clear" w:color="auto" w:fill="auto"/>
+          </w:tcPr>
+          <w:p>
+            <w:pPr>
+              <w:spacing w:after="0"/>
+              <w:rPr>
+                <w:rFonts w:ascii="Arial" w:hAnsi="Arial" w:cs="Arial"/>
+              </w:rPr>
+            </w:pPr>
+            <w:r>
+              <w:rPr>
+                <w:rFonts w:ascii="Arial" w:hAnsi="Arial" w:cs="Arial"/>
+              </w:rPr>
+              <w:t>Главный специалист (PR, пресс-секретарь)</w:t>
+            </w:r>
+          </w:p>
+        </w:tc>
+        <w:tc>
+          <w:tcPr>
+            <w:tcW w:w="2800" w:type="dxa"/>
+            <w:shd w:val="clear" w:color="auto" w:fill="auto"/>
+          </w:tcPr>
+          <w:p>
+            <w:pPr>
+              <w:spacing w:after="0"/>
+              <w:rPr>
+                <w:rFonts w:ascii="Arial" w:hAnsi="Arial" w:cs="Arial"/>
+              </w:rPr>
+            </w:pPr>
+            <w:r>
+              <w:rPr>
+                <w:rFonts w:ascii="Arial" w:hAnsi="Arial" w:cs="Arial"/>
+              </w:rPr>
+              <w:t>1 000 000,00 KZT</w:t>
+            </w:r>
+          </w:p>
+        </w:tc>
+      </w:tr>
+      <w:tr>
+        <w:tc>
+          <w:tcPr>
+            <w:tcW w:w="800" w:type="dxa"/>
+            <w:shd w:val="clear" w:color="auto" w:fill="auto"/>
+          </w:tcPr>
+          <w:p>
+            <w:pPr>
+              <w:spacing w:after="0"/>
+              <w:rPr>
+                <w:rFonts w:ascii="Arial" w:hAnsi="Arial" w:cs="Arial"/>
+              </w:rPr>
+            </w:pPr>
+            <w:r>
+              <w:rPr>
+                <w:rFonts w:ascii="Arial" w:hAnsi="Arial" w:cs="Arial"/>
+              </w:rPr>
+              <w:t>20.</w:t>
+            </w:r>
+          </w:p>
+        </w:tc>
+        <w:tc>
+          <w:tcPr>
+            <w:tcW w:w="6000" w:type="dxa"/>
+            <w:shd w:val="clear" w:color="auto" w:fill="auto"/>
+          </w:tcPr>
+          <w:p>
+            <w:pPr>
+              <w:spacing w:after="0"/>
+              <w:rPr>
+                <w:rFonts w:ascii="Arial" w:hAnsi="Arial" w:cs="Arial"/>
+              </w:rPr>
+            </w:pPr>
+            <w:r>
+              <w:rPr>
+                <w:rFonts w:ascii="Arial" w:hAnsi="Arial" w:cs="Arial"/>
+              </w:rPr>
+              <w:t>Ведущий специалист (фотограф, рилсмейкер)</w:t>
+            </w:r>
+          </w:p>
+        </w:tc>
+        <w:tc>
+          <w:tcPr>
+            <w:tcW w:w="2800" w:type="dxa"/>
+            <w:shd w:val="clear" w:color="auto" w:fill="auto"/>
+          </w:tcPr>
+          <w:p>
+            <w:pPr>
+              <w:spacing w:after="0"/>
+              <w:rPr>
+                <w:rFonts w:ascii="Arial" w:hAnsi="Arial" w:cs="Arial"/>
+              </w:rPr>
+            </w:pPr>
+            <w:r>
+              <w:rPr>
+                <w:rFonts w:ascii="Arial" w:hAnsi="Arial" w:cs="Arial"/>
+              </w:rPr>
+              <w:t>1 000 000,00 KZT</w:t>
+            </w:r>
+          </w:p>
+        </w:tc>
+      </w:tr>
+      <w:tr>
+        <w:tc>
+          <w:tcPr>
+            <w:tcW w:w="800" w:type="dxa"/>
+            <w:shd w:val="clear" w:color="auto" w:fill="auto"/>
+          </w:tcPr>
+          <w:p>
+            <w:pPr>
+              <w:spacing w:after="0"/>
+              <w:rPr>
+                <w:rFonts w:ascii="Arial" w:hAnsi="Arial" w:cs="Arial"/>
+              </w:rPr>
+            </w:pPr>
+            <w:r>
+              <w:rPr>
+                <w:rFonts w:ascii="Arial" w:hAnsi="Arial" w:cs="Arial"/>
+              </w:rPr>
+              <w:t>21.</w:t>
+            </w:r>
+          </w:p>
+        </w:tc>
+        <w:tc>
+          <w:tcPr>
+            <w:tcW w:w="6000" w:type="dxa"/>
+            <w:shd w:val="clear" w:color="auto" w:fill="auto"/>
+          </w:tcPr>
+          <w:p>
+            <w:pPr>
+              <w:spacing w:after="0"/>
+              <w:rPr>
+                <w:rFonts w:ascii="Arial" w:hAnsi="Arial" w:cs="Arial"/>
+              </w:rPr>
+            </w:pPr>
+            <w:r>
+              <w:rPr>
+                <w:rFonts w:ascii="Arial" w:hAnsi="Arial" w:cs="Arial"/>
+              </w:rPr>
+              <w:t>Ведущий специалист (менеджер по блогерам)</w:t>
+            </w:r>
+          </w:p>
+        </w:tc>
+        <w:tc>
+          <w:tcPr>
+            <w:tcW w:w="2800" w:type="dxa"/>
+            <w:shd w:val="clear" w:color="auto" w:fill="auto"/>
+          </w:tcPr>
+          <w:p>
+            <w:pPr>
+              <w:spacing w:after="0"/>
+              <w:rPr>
+                <w:rFonts w:ascii="Arial" w:hAnsi="Arial" w:cs="Arial"/>
+              </w:rPr>
+            </w:pPr>
+            <w:r>
+              <w:rPr>
+                <w:rFonts w:ascii="Arial" w:hAnsi="Arial" w:cs="Arial"/>
+              </w:rPr>
+              <w:t>700 000,00 KZT</w:t>
+            </w:r>
+          </w:p>
+        </w:tc>
+      </w:tr>
+      <w:tr>
+        <w:tc>
+          <w:tcPr>
+            <w:tcW w:w="800" w:type="dxa"/>
+            <w:shd w:val="clear" w:color="auto" w:fill="auto"/>
+          </w:tcPr>
+          <w:p>
+            <w:pPr>
+              <w:spacing w:after="0"/>
+              <w:rPr>
+                <w:rFonts w:ascii="Arial" w:hAnsi="Arial" w:cs="Arial"/>
+              </w:rPr>
+            </w:pPr>
+          </w:p>
+        </w:tc>
+        <w:tc>
+          <w:tcPr>
+            <w:tcW w:w="6000" w:type="dxa"/>
+            <w:shd w:val="clear" w:color="auto" w:fill="auto"/>
+          </w:tcPr>
+          <w:p>
+            <w:pPr>
+              <w:spacing w:after="0"/>
+              <w:rPr>
+                <w:rFonts w:ascii="Arial" w:hAnsi="Arial" w:cs="Arial"/>
+                <w:b/>
+              </w:rPr>
+            </w:pPr>
+            <w:r>
+              <w:rPr>
+                <w:rFonts w:ascii="Arial" w:hAnsi="Arial" w:cs="Arial"/>
+                <w:b/>
+              </w:rPr>
+              <w:t>Проектный офис для Центральной Азии по изменению климата и зеленой энергетике</w:t>
+            </w:r>
+          </w:p>
+        </w:tc>
+        <w:tc>
+          <w:tcPr>
+            <w:tcW w:w="2800" w:type="dxa"/>
+            <w:shd w:val="clear" w:color="auto" w:fill="auto"/>
+          </w:tcPr>
+          <w:p>
+            <w:pPr>
+              <w:spacing w:after="0"/>
+              <w:rPr>
+                <w:rFonts w:ascii="Arial" w:hAnsi="Arial" w:cs="Arial"/>
+              </w:rPr>
+            </w:pPr>
+          </w:p>
+        </w:tc>
+      </w:tr>
+      <w:tr>
+        <w:tc>
+          <w:tcPr>
+            <w:tcW w:w="800" w:type="dxa"/>
+            <w:shd w:val="clear" w:color="auto" w:fill="auto"/>
+          </w:tcPr>
+          <w:p>
+            <w:pPr>
+              <w:spacing w:after="0"/>
+              <w:rPr>
+                <w:rFonts w:ascii="Arial" w:hAnsi="Arial" w:cs="Arial"/>
+              </w:rPr>
+            </w:pPr>
+            <w:r>
+              <w:rPr>
+                <w:rFonts w:ascii="Arial" w:hAnsi="Arial" w:cs="Arial"/>
+              </w:rPr>
+              <w:t>22.</w:t>
+            </w:r>
+          </w:p>
+        </w:tc>
+        <w:tc>
+          <w:tcPr>
+            <w:tcW w:w="6000" w:type="dxa"/>
+            <w:shd w:val="clear" w:color="auto" w:fill="auto"/>
+          </w:tcPr>
+          <w:p>
+            <w:pPr>
+              <w:spacing w:after="0"/>
+              <w:rPr>
+                <w:rFonts w:ascii="Arial" w:hAnsi="Arial" w:cs="Arial"/>
+              </w:rPr>
+            </w:pPr>
+            <w:r>
+              <w:rPr>
+                <w:rFonts w:ascii="Arial" w:hAnsi="Arial" w:cs="Arial"/>
+              </w:rPr>
+              <w:t>Руководитель Проектного офиса для Центральной Азии по изменению климата и зеленой энергетике</w:t>
+            </w:r>
+          </w:p>
+        </w:tc>
+        <w:tc>
+          <w:tcPr>
+            <w:tcW w:w="2800" w:type="dxa"/>
+            <w:shd w:val="clear" w:color="auto" w:fill="auto"/>
+          </w:tcPr>
+          <w:p>
+            <w:pPr>
+              <w:spacing w:after="0"/>
+              <w:rPr>
+                <w:rFonts w:ascii="Arial" w:hAnsi="Arial" w:cs="Arial"/>
+              </w:rPr>
+            </w:pPr>
+            <w:r>
+              <w:rPr>
+                <w:rFonts w:ascii="Arial" w:hAnsi="Arial" w:cs="Arial"/>
+              </w:rPr>
+              <w:t>1 300 000,00 KZT</w:t>
+            </w:r>
+          </w:p>
+        </w:tc>
+      </w:tr>
+      <w:tr>
+        <w:tc>
+          <w:tcPr>
+            <w:tcW w:w="800" w:type="dxa"/>
+            <w:shd w:val="clear" w:color="auto" w:fill="auto"/>
+          </w:tcPr>
+          <w:p>
+            <w:pPr>
+              <w:spacing w:after="0"/>
+              <w:rPr>
+                <w:rFonts w:ascii="Arial" w:hAnsi="Arial" w:cs="Arial"/>
+              </w:rPr>
+            </w:pPr>
+            <w:r>
+              <w:rPr>
+                <w:rFonts w:ascii="Arial" w:hAnsi="Arial" w:cs="Arial"/>
+              </w:rPr>
+              <w:t>23.</w:t>
+            </w:r>
+          </w:p>
+        </w:tc>
+        <w:tc>
+          <w:tcPr>
+            <w:tcW w:w="6000" w:type="dxa"/>
+            <w:shd w:val="clear" w:color="auto" w:fill="auto"/>
+          </w:tcPr>
+          <w:p>
+            <w:pPr>
+              <w:spacing w:after="0"/>
+              <w:rPr>
+                <w:rFonts w:ascii="Arial" w:hAnsi="Arial" w:cs="Arial"/>
+              </w:rPr>
+            </w:pPr>
+            <w:r>
+              <w:rPr>
+                <w:rFonts w:ascii="Arial" w:hAnsi="Arial" w:cs="Arial"/>
+              </w:rPr>
+              <w:t>Менеджер проектов</w:t>
+            </w:r>
+          </w:p>
+        </w:tc>
+        <w:tc>
+          <w:tcPr>
+            <w:tcW w:w="2800" w:type="dxa"/>
+            <w:shd w:val="clear" w:color="auto" w:fill="auto"/>
+          </w:tcPr>
+          <w:p>
+            <w:pPr>
+              <w:spacing w:after="0"/>
+              <w:rPr>
+                <w:rFonts w:ascii="Arial" w:hAnsi="Arial" w:cs="Arial"/>
+              </w:rPr>
+            </w:pPr>
+            <w:r>
+              <w:rPr>
+                <w:rFonts w:ascii="Arial" w:hAnsi="Arial" w:cs="Arial"/>
+              </w:rPr>
+              <w:t>1 200 000,00 KZT</w:t>
+            </w:r>
+          </w:p>
+        </w:tc>
+      </w:tr>
+      <w:tr>
+        <w:tc>
+          <w:tcPr>
+            <w:tcW w:w="800" w:type="dxa"/>
+            <w:shd w:val="clear" w:color="auto" w:fill="auto"/>
+          </w:tcPr>
+          <w:p>
+            <w:pPr>
+              <w:spacing w:after="0"/>
+              <w:rPr>
+                <w:rFonts w:ascii="Arial" w:hAnsi="Arial" w:cs="Arial"/>
+              </w:rPr>
+            </w:pPr>
+            <w:r>
+              <w:rPr>
+                <w:rFonts w:ascii="Arial" w:hAnsi="Arial" w:cs="Arial"/>
+              </w:rPr>
+              <w:t>24.</w:t>
+            </w:r>
+          </w:p>
+        </w:tc>
+        <w:tc>
+          <w:tcPr>
+            <w:tcW w:w="6000" w:type="dxa"/>
+            <w:shd w:val="clear" w:color="auto" w:fill="auto"/>
+          </w:tcPr>
+          <w:p>
+            <w:pPr>
+              <w:spacing w:after="0"/>
+              <w:rPr>
+                <w:rFonts w:ascii="Arial" w:hAnsi="Arial" w:cs="Arial"/>
+              </w:rPr>
+            </w:pPr>
+            <w:r>
+              <w:rPr>
+                <w:rFonts w:ascii="Arial" w:hAnsi="Arial" w:cs="Arial"/>
+              </w:rPr>
+              <w:t>Эксперт-эколог</w:t>
+            </w:r>
+          </w:p>
+        </w:tc>
+        <w:tc>
+          <w:tcPr>
+            <w:tcW w:w="2800" w:type="dxa"/>
+            <w:shd w:val="clear" w:color="auto" w:fill="auto"/>
+          </w:tcPr>
+          <w:p>
+            <w:pPr>
+              <w:spacing w:after="0"/>
+              <w:rPr>
+                <w:rFonts w:ascii="Arial" w:hAnsi="Arial" w:cs="Arial"/>
+              </w:rPr>
+            </w:pPr>
+            <w:r>
+              <w:rPr>
+                <w:rFonts w:ascii="Arial" w:hAnsi="Arial" w:cs="Arial"/>
+              </w:rPr>
+              <w:t>800 000,00 KZT</w:t>
+            </w:r>
+          </w:p>
+        </w:tc>
+      </w:tr>
+      <w:tr>
+        <w:tc>
+          <w:tcPr>
+            <w:tcW w:w="800" w:type="dxa"/>
+            <w:shd w:val="clear" w:color="auto" w:fill="auto"/>
+          </w:tcPr>
+          <w:p>
+            <w:pPr>
+              <w:spacing w:after="0"/>
+              <w:rPr>
+                <w:rFonts w:ascii="Arial" w:hAnsi="Arial" w:cs="Arial"/>
+              </w:rPr>
+            </w:pPr>
+            <w:r>
+              <w:rPr>
+                <w:rFonts w:ascii="Arial" w:hAnsi="Arial" w:cs="Arial"/>
+              </w:rPr>
+              <w:t>25.</w:t>
+            </w:r>
+          </w:p>
+        </w:tc>
+        <w:tc>
+          <w:tcPr>
+            <w:tcW w:w="6000" w:type="dxa"/>
+            <w:shd w:val="clear" w:color="auto" w:fill="auto"/>
+          </w:tcPr>
+          <w:p>
+            <w:pPr>
+              <w:spacing w:after="0"/>
+              <w:rPr>
+                <w:rFonts w:ascii="Arial" w:hAnsi="Arial" w:cs="Arial"/>
+              </w:rPr>
+            </w:pPr>
+            <w:r>
+              <w:rPr>
+                <w:rFonts w:ascii="Arial" w:hAnsi="Arial" w:cs="Arial"/>
+              </w:rPr>
+              <w:t>Эксперт по отходам, воде и воздуху</w:t>
+            </w:r>
+          </w:p>
+        </w:tc>
+        <w:tc>
+          <w:tcPr>
+            <w:tcW w:w="2800" w:type="dxa"/>
+            <w:shd w:val="clear" w:color="auto" w:fill="auto"/>
+          </w:tcPr>
+          <w:p>
+            <w:pPr>
+              <w:spacing w:after="0"/>
+              <w:rPr>
+                <w:rFonts w:ascii="Arial" w:hAnsi="Arial" w:cs="Arial"/>
+              </w:rPr>
+            </w:pPr>
+            <w:r>
+              <w:rPr>
+                <w:rFonts w:ascii="Arial" w:hAnsi="Arial" w:cs="Arial"/>
+              </w:rPr>
+              <w:t>800 000,00 KZT</w:t>
+            </w:r>
+          </w:p>
+        </w:tc>
+      </w:tr>
+      <w:tr>
+        <w:tc>
+          <w:tcPr>
+            <w:tcW w:w="800" w:type="dxa"/>
+            <w:shd w:val="clear" w:color="auto" w:fill="auto"/>
+          </w:tcPr>
+          <w:p>
+            <w:pPr>
+              <w:spacing w:after="0"/>
+              <w:rPr>
+                <w:rFonts w:ascii="Arial" w:hAnsi="Arial" w:cs="Arial"/>
+              </w:rPr>
+            </w:pPr>
+          </w:p>
+        </w:tc>
+        <w:tc>
+          <w:tcPr>
+            <w:tcW w:w="6000" w:type="dxa"/>
+            <w:shd w:val="clear" w:color="auto" w:fill="auto"/>
+          </w:tcPr>
+          <w:p>
+            <w:pPr>
+              <w:spacing w:after="0"/>
+              <w:rPr>
+                <w:rFonts w:ascii="Arial" w:hAnsi="Arial" w:cs="Arial"/>
+                <w:b/>
+              </w:rPr>
+            </w:pPr>
+            <w:r>
+              <w:rPr>
+                <w:rFonts w:ascii="Arial" w:hAnsi="Arial" w:cs="Arial"/>
+                <w:b/>
+              </w:rPr>
+              <w:t>Административный персонал</w:t>
+            </w:r>
+          </w:p>
+        </w:tc>
+        <w:tc>
+          <w:tcPr>
+            <w:tcW w:w="2800" w:type="dxa"/>
+            <w:shd w:val="clear" w:color="auto" w:fill="auto"/>
+          </w:tcPr>
+          <w:p>
+            <w:pPr>
+              <w:spacing w:after="0"/>
+              <w:rPr>
+                <w:rFonts w:ascii="Arial" w:hAnsi="Arial" w:cs="Arial"/>
+              </w:rPr>
+            </w:pPr>
+          </w:p>
+        </w:tc>
+      </w:tr>
+      <w:tr>
+        <w:tc>
+          <w:tcPr>
+            <w:tcW w:w="800" w:type="dxa"/>
+            <w:shd w:val="clear" w:color="auto" w:fill="auto"/>
+          </w:tcPr>
+          <w:p>
+            <w:pPr>
+              <w:spacing w:after="0"/>
+              <w:rPr>
+                <w:rFonts w:ascii="Arial" w:hAnsi="Arial" w:cs="Arial"/>
+              </w:rPr>
+            </w:pPr>
+            <w:r>
+              <w:rPr>
+                <w:rFonts w:ascii="Arial" w:hAnsi="Arial" w:cs="Arial"/>
+              </w:rPr>
+              <w:t>26.</w:t>
+            </w:r>
+          </w:p>
+        </w:tc>
+        <w:tc>
+          <w:tcPr>
+            <w:tcW w:w="6000" w:type="dxa"/>
+            <w:shd w:val="clear" w:color="auto" w:fill="auto"/>
+          </w:tcPr>
+          <w:p>
+            <w:pPr>
+              <w:spacing w:after="0"/>
+              <w:rPr>
+                <w:rFonts w:ascii="Arial" w:hAnsi="Arial" w:cs="Arial"/>
+              </w:rPr>
+            </w:pPr>
+            <w:r>
+              <w:rPr>
+                <w:rFonts w:ascii="Arial" w:hAnsi="Arial" w:cs="Arial"/>
+              </w:rPr>
+              <w:t>Финансовый директор</w:t>
+            </w:r>
+          </w:p>
+        </w:tc>
+        <w:tc>
+          <w:tcPr>
+            <w:tcW w:w="2800" w:type="dxa"/>
+            <w:shd w:val="clear" w:color="auto" w:fill="auto"/>
+          </w:tcPr>
+          <w:p>
+            <w:pPr>
+              <w:spacing w:after="0"/>
+              <w:rPr>
+                <w:rFonts w:ascii="Arial" w:hAnsi="Arial" w:cs="Arial"/>
+              </w:rPr>
+            </w:pPr>
+            <w:r>
+              <w:rPr>
+                <w:rFonts w:ascii="Arial" w:hAnsi="Arial" w:cs="Arial"/>
+              </w:rPr>
+              <w:t>1 400 000,00 KZT</w:t>
+            </w:r>
+          </w:p>
+        </w:tc>
+      </w:tr>
+      <w:tr>
+        <w:tc>
+          <w:tcPr>
+            <w:tcW w:w="800" w:type="dxa"/>
+            <w:shd w:val="clear" w:color="auto" w:fill="auto"/>
+          </w:tcPr>
+          <w:p>
+            <w:pPr>
+              <w:spacing w:after="0"/>
+              <w:rPr>
+                <w:rFonts w:ascii="Arial" w:hAnsi="Arial" w:cs="Arial"/>
+              </w:rPr>
+            </w:pPr>
+            <w:r>
+              <w:rPr>
+                <w:rFonts w:ascii="Arial" w:hAnsi="Arial" w:cs="Arial"/>
+              </w:rPr>
+              <w:t>27.</w:t>
+            </w:r>
+          </w:p>
+        </w:tc>
+        <w:tc>
+          <w:tcPr>
+            <w:tcW w:w="6000" w:type="dxa"/>
+            <w:shd w:val="clear" w:color="auto" w:fill="auto"/>
+          </w:tcPr>
+          <w:p>
+            <w:pPr>
+              <w:spacing w:after="0"/>
+              <w:rPr>
+                <w:rFonts w:ascii="Arial" w:hAnsi="Arial" w:cs="Arial"/>
+              </w:rPr>
+            </w:pPr>
+            <w:r>
+              <w:rPr>
+                <w:rFonts w:ascii="Arial" w:hAnsi="Arial" w:cs="Arial"/>
+              </w:rPr>
+              <w:t>Бухгалтер</w:t>
+            </w:r>
+          </w:p>
+        </w:tc>
+        <w:tc>
+          <w:tcPr>
+            <w:tcW w:w="2800" w:type="dxa"/>
+            <w:shd w:val="clear" w:color="auto" w:fill="auto"/>
+          </w:tcPr>
+          <w:p>
+            <w:pPr>
+              <w:spacing w:after="0"/>
+              <w:rPr>
+                <w:rFonts w:ascii="Arial" w:hAnsi="Arial" w:cs="Arial"/>
+              </w:rPr>
+            </w:pPr>
+            <w:r>
+              <w:rPr>
+                <w:rFonts w:ascii="Arial" w:hAnsi="Arial" w:cs="Arial"/>
+              </w:rPr>
+              <w:t>700 000,00 KZT</w:t>
+            </w:r>
+          </w:p>
+        </w:tc>
+      </w:tr>
+      <w:tr>
+        <w:tc>
+          <w:tcPr>
+            <w:tcW w:w="800" w:type="dxa"/>
+            <w:shd w:val="clear" w:color="auto" w:fill="auto"/>
+          </w:tcPr>
+          <w:p>
+            <w:pPr>
+              <w:spacing w:after="0"/>
+              <w:rPr>
+                <w:rFonts w:ascii="Arial" w:hAnsi="Arial" w:cs="Arial"/>
+                <w:b/>
+              </w:rPr>
+            </w:pPr>
+          </w:p>
+        </w:tc>
+        <w:tc>
+          <w:tcPr>
+            <w:tcW w:w="6000" w:type="dxa"/>
+            <w:shd w:val="clear" w:color="auto" w:fill="auto"/>
+          </w:tcPr>
+          <w:p>
+            <w:pPr>
+              <w:spacing w:after="0"/>
+              <w:rPr>
+                <w:rFonts w:ascii="Arial" w:hAnsi="Arial" w:cs="Arial"/>
+                <w:b/>
+              </w:rPr>
+            </w:pPr>
+            <w:r>
+              <w:rPr>
+                <w:rFonts w:ascii="Arial" w:hAnsi="Arial" w:cs="Arial"/>
+                <w:b/>
+              </w:rPr>
+              <w:t>Итого: 27 штатных единиц</w:t>
+            </w:r>
+          </w:p>
+        </w:tc>
+        <w:tc>
+          <w:tcPr>
+            <w:tcW w:w="2800" w:type="dxa"/>
+            <w:shd w:val="clear" w:color="auto" w:fill="auto"/>
+          </w:tcPr>
+          <w:p>
+            <w:pPr>
+              <w:spacing w:after="0"/>
+              <w:rPr>
+                <w:rFonts w:ascii="Arial" w:hAnsi="Arial" w:cs="Arial"/>
+                <w:b/>
+              </w:rPr>
+            </w:pPr>
+            <w:r>
+              <w:rPr>
+                <w:rFonts w:ascii="Arial" w:hAnsi="Arial" w:cs="Arial"/>
+                <w:b/>
+              </w:rPr>
+              <w:t>26 900 000,00 KZT</w:t>
+            </w:r>
           </w:p>
         </w:tc>
       </w:tr>
     </w:tbl>
+    <w:p>
+      <w:pPr>
+        <w:spacing w:after="0"/>
+        <w:rPr>
+          <w:rFonts w:ascii="Arial" w:hAnsi="Arial" w:cs="Arial"/>
+          <w:sz w:val="24"/>
+        </w:rPr>
+      </w:pPr>
+      <w:r>
+        <w:rPr>
+          <w:rFonts w:ascii="Arial" w:hAnsi="Arial" w:cs="Arial"/>
+          <w:sz w:val="24"/>
+        </w:rPr>
+        <w:t xml:space="preserve">Члены Управляющего совета указаны в Приложении А. Штатные единицы вводятся поэтапно: с 21 октября 2026 года – 15 единиц, в 2027 году – поэтапно в </w:t>
+      </w:r>
+      <w:r>
+        <w:rPr>
+          <w:rFonts w:ascii="Arial" w:hAnsi="Arial" w:cs="Arial"/>
+          <w:sz w:val="24"/>
+        </w:rPr>
+        <w:lastRenderedPageBreak/>
+        <w:t>зависимости от поступления финансирования. Функции юриста, системного администратора, разработчика, режиссера, копирайтера, дизайнера и менеджера по работе с креаторами обеспечиваются на условиях аутсорсинга и в штатное расписание не входят.</w:t>
+      </w:r>
+    </w:p>
     <w:p>
       <w:pPr>
         <w:spacing w:after="0"/>

--- a/Устав/_документы/Приказ ВП об изменениях в Приложения А и Б Приказа № 1.docx
+++ b/Устав/_документы/Приказ ВП об изменениях в Приложения А и Б Приказа № 1.docx
@@ -485,6 +485,7 @@
                 <w:rFonts w:ascii="Arial" w:hAnsi="Arial" w:cs="Arial"/>
                 <w:b/>
               </w:rPr>
+              <w:lastRenderedPageBreak/>
               <w:t>№</w:t>
             </w:r>
           </w:p>
@@ -633,7 +634,7 @@
               <w:rPr>
                 <w:rFonts w:ascii="Arial" w:hAnsi="Arial" w:cs="Arial"/>
               </w:rPr>
-              <w:t>Заместитель Главного исполнительного директора по стратегии и проектам</w:t>
+              <w:t>Заместитель Главного исполнительного директора</w:t>
             </w:r>
           </w:p>
         </w:tc>
@@ -734,7 +735,6 @@
           <w:rFonts w:ascii="Arial" w:hAnsi="Arial" w:cs="Arial"/>
           <w:sz w:val="24"/>
         </w:rPr>
-        <w:lastRenderedPageBreak/>
         <w:t>»</w:t>
       </w:r>
     </w:p>
